--- a/test.docx
+++ b/test.docx
@@ -53,7 +53,7 @@
       </w:r>
     </w:p>
     <w:sectPr>
-      <w:pgSz w:w="12240" w:h="15840"/>
+      <w:pgSz w:w="15840" w:h="24480" w:code="3"/>
       <w:pgMar w:top="1440" w:right="1440" w:bottom="1440" w:left="1440" w:header="720" w:footer="720" w:gutter="0"/>
       <w:cols w:space="720"/>
       <w:docGrid w:linePitch="360"/>
